--- a/secoes/03_Modelagem_Fotovoltaica/equacoes/Quadro_Equacoes_Secao_03.docx
+++ b/secoes/03_Modelagem_Fotovoltaica/equacoes/Quadro_Equacoes_Secao_03.docx
@@ -22,12 +22,17 @@
     </w:p>
     <w:p>
       <w:r>
-        <w:t>Este inventário organiza 18 relações numeradas: 11 do núcleo já escrito no notebook e 7 de apoio, verificadas no código. Usar a coluna de inserção para distribuir a redação e manter os IDs nas referências cruzadas.</w:t>
+        <w:t>Este inventário organiza 18 relações numeradas: 11 escritas nas células de método do notebook e 7 complementares explicitadas a partir do código. Usar a coluna de inserção para distribuir a redação e manter os IDs nas referências cruzadas.</w:t>
       </w:r>
     </w:p>
     <w:p>
       <w:r>
-        <w:t>Cada linha conta uma relação. Constantes e parâmetros não entram nessa contagem. Os itens N constituem o núcleo de inserção; os itens C detalham o método e podem ser incluídos conforme o espaço e a discussão da subseção. A numeração final do capítulo será definida na consolidação.</w:t>
+        <w:t>A coluna de aplicação distingue conversão principal, tratamento, avaliação, fundamentação, ilustrações e cenários. N e C indicam onde a relação foi registrada e não separam modelos físicos de cenários. Cada símbolo recebe descrição e unidade na própria linha; 1 indica adimensional.</w:t>
+      </w:r>
+    </w:p>
+    <w:p>
+      <w:r>
+        <w:t>O modelo A converte POA medida e meteorologia local por atenuação assumida, Faiman, CEC de diodo único, perdas CC, inversor PVWatts e perdas CA. A transposição exploratória, a aproximação CC PVWatts, o ajuste empírico e o balanço BIPV são identificados em suas respectivas aplicações.</w:t>
       </w:r>
     </w:p>
     <w:tbl>
@@ -70,6 +75,7 @@
           </w:tcPr>
           <w:p>
             <w:pPr>
+              <w:keepNext/>
               <w:spacing w:after="40" w:before="0" w:line="240" w:lineRule="auto"/>
               <w:ind w:firstLine="0"/>
             </w:pPr>
@@ -92,6 +98,7 @@
           </w:tcPr>
           <w:p>
             <w:pPr>
+              <w:keepNext/>
               <w:spacing w:after="40" w:before="0" w:line="240" w:lineRule="auto"/>
               <w:ind w:firstLine="0"/>
               <w:jc w:val="center"/>
@@ -103,7 +110,7 @@
                 <w:color w:val="000000"/>
                 <w:sz w:val="24"/>
               </w:rPr>
-              <w:t>Núcleo N</w:t>
+              <w:t>Notebook N</w:t>
             </w:r>
           </w:p>
         </w:tc>
@@ -115,6 +122,7 @@
           </w:tcPr>
           <w:p>
             <w:pPr>
+              <w:keepNext/>
               <w:spacing w:after="40" w:before="0" w:line="240" w:lineRule="auto"/>
               <w:ind w:firstLine="0"/>
               <w:jc w:val="center"/>
@@ -126,7 +134,7 @@
                 <w:color w:val="000000"/>
                 <w:sz w:val="24"/>
               </w:rPr>
-              <w:t>Apoio C</w:t>
+              <w:t>Código C</w:t>
             </w:r>
           </w:p>
         </w:tc>
@@ -138,6 +146,7 @@
           </w:tcPr>
           <w:p>
             <w:pPr>
+              <w:keepNext/>
               <w:spacing w:after="40" w:before="0" w:line="240" w:lineRule="auto"/>
               <w:ind w:firstLine="0"/>
               <w:jc w:val="center"/>
@@ -258,6 +267,9 @@
       </w:r>
     </w:p>
     <w:p>
+      <w:pPr>
+        <w:keepNext/>
+      </w:pPr>
       <w:r>
         <w:t>Distribuição por subseção: 3.1 com 2 relações; 3.2 com 1 relação; 3.3 com 3 relações; 3.4 com 4 relações; 3.5 com 7 relações; 3.6 com 1 relação.</w:t>
       </w:r>
@@ -302,6 +314,7 @@
           </w:tcPr>
           <w:p>
             <w:pPr>
+              <w:keepNext/>
               <w:spacing w:after="40" w:before="0" w:line="240" w:lineRule="auto"/>
               <w:ind w:firstLine="0"/>
             </w:pPr>
@@ -324,6 +337,7 @@
           </w:tcPr>
           <w:p>
             <w:pPr>
+              <w:keepNext/>
               <w:spacing w:after="40" w:before="0" w:line="240" w:lineRule="auto"/>
               <w:ind w:firstLine="0"/>
             </w:pPr>
@@ -346,6 +360,7 @@
           </w:tcPr>
           <w:p>
             <w:pPr>
+              <w:keepNext/>
               <w:spacing w:after="40" w:before="0" w:line="240" w:lineRule="auto"/>
               <w:ind w:firstLine="0"/>
             </w:pPr>
@@ -356,7 +371,7 @@
                 <w:color w:val="000000"/>
                 <w:sz w:val="24"/>
               </w:rPr>
-              <w:t>Função e símbolos</w:t>
+              <w:t>Função e símbolos com unidades</w:t>
             </w:r>
           </w:p>
         </w:tc>
@@ -368,6 +383,7 @@
           </w:tcPr>
           <w:p>
             <w:pPr>
+              <w:keepNext/>
               <w:spacing w:after="40" w:before="0" w:line="240" w:lineRule="auto"/>
               <w:ind w:firstLine="0"/>
             </w:pPr>
@@ -378,7 +394,7 @@
                 <w:color w:val="000000"/>
                 <w:sz w:val="24"/>
               </w:rPr>
-              <w:t>Origem e uso</w:t>
+              <w:t>Registro e aplicação</w:t>
             </w:r>
           </w:p>
         </w:tc>
@@ -721,7 +737,7 @@
                 <w:color w:val="000000"/>
                 <w:sz w:val="24"/>
               </w:rPr>
-              <w:t>Gcéu e Gsolo no plano; todos os termos em W/m².</w:t>
+              <w:t>GPOA: irradiância no plano; medida no modelo principal [W/m²]; DNI: irradiância direta normal aos raios [W/m²]; θi: ângulo entre os raios e a normal ao plano [°]; Gcéu: irradiância difusa do céu no plano [W/m²]; Gsolo: irradiância refletida pelo solo no plano [W/m²].</w:t>
             </w:r>
           </w:p>
         </w:tc>
@@ -741,8 +757,22 @@
                 <w:color w:val="000000"/>
                 <w:sz w:val="24"/>
               </w:rPr>
-              <w:t>N Núcleo do notebook</w:t>
+              <w:t>N Fórmula no notebook</w:t>
               <w:br/>
+              <w:t>Transposição exploratória e cenários</w:t>
+            </w:r>
+          </w:p>
+          <w:p>
+            <w:pPr>
+              <w:spacing w:after="40" w:before="0" w:line="240" w:lineRule="auto"/>
+              <w:ind w:firstLine="0"/>
+            </w:pPr>
+            <w:r>
+              <w:rPr>
+                <w:rFonts w:ascii="Times New Roman" w:hAnsi="Times New Roman"/>
+                <w:color w:val="000000"/>
+                <w:sz w:val="24"/>
+              </w:rPr>
               <w:t>R06, R14, R15, R16, R18</w:t>
             </w:r>
           </w:p>
@@ -1078,7 +1108,7 @@
                 <w:color w:val="000000"/>
                 <w:sz w:val="24"/>
               </w:rPr>
-              <w:t>POA reconstruída e medida no mesmo intervalo; resíduo em W/m².</w:t>
+              <w:t>εPOA: resíduo de fechamento da reconstrução POA [W/m²]; GPOA,recon: POA reconstruída pela transposição [W/m²]; GPOA,med: POA medida no mesmo intervalo [W/m²].</w:t>
             </w:r>
           </w:p>
         </w:tc>
@@ -1098,8 +1128,22 @@
                 <w:color w:val="000000"/>
                 <w:sz w:val="24"/>
               </w:rPr>
-              <w:t>C Apoio do código</w:t>
+              <w:t>C Relação do código</w:t>
               <w:br/>
+              <w:t>Transposição exploratória e cenários</w:t>
+            </w:r>
+          </w:p>
+          <w:p>
+            <w:pPr>
+              <w:spacing w:after="40" w:before="0" w:line="240" w:lineRule="auto"/>
+              <w:ind w:firstLine="0"/>
+            </w:pPr>
+            <w:r>
+              <w:rPr>
+                <w:rFonts w:ascii="Times New Roman" w:hAnsi="Times New Roman"/>
+                <w:color w:val="000000"/>
+                <w:sz w:val="24"/>
+              </w:rPr>
               <w:t>R06, R14, R15, R16, R18</w:t>
             </w:r>
           </w:p>
@@ -1358,7 +1402,7 @@
                 <w:color w:val="000000"/>
                 <w:sz w:val="24"/>
               </w:rPr>
-              <w:t>Ta em °C; v em m/s; U0 e U1 coeficientes térmicos.</w:t>
+              <w:t>Top: temperatura operacional usada como aproximação da célula [°C]; Ta: temperatura do ar local [°C]; Gef: irradiância efetiva após atenuação assumida [W/m²]; U0: coeficiente térmico de Faiman independente do vento [W/(m²·K)]; U1: coeficiente térmico de Faiman associado ao vento [W·s/(m³·K)]; v: velocidade do vento medida [m/s].</w:t>
             </w:r>
           </w:p>
         </w:tc>
@@ -1378,8 +1422,22 @@
                 <w:color w:val="000000"/>
                 <w:sz w:val="24"/>
               </w:rPr>
-              <w:t>N Núcleo do notebook</w:t>
+              <w:t>N Fórmula no notebook</w:t>
               <w:br/>
+              <w:t>Conversão física principal</w:t>
+            </w:r>
+          </w:p>
+          <w:p>
+            <w:pPr>
+              <w:spacing w:after="40" w:before="0" w:line="240" w:lineRule="auto"/>
+              <w:ind w:firstLine="0"/>
+            </w:pPr>
+            <w:r>
+              <w:rPr>
+                <w:rFonts w:ascii="Times New Roman" w:hAnsi="Times New Roman"/>
+                <w:color w:val="000000"/>
+                <w:sz w:val="24"/>
+              </w:rPr>
               <w:t>R07</w:t>
             </w:r>
           </w:p>
@@ -1491,113 +1549,123 @@
                   </m:r>
                 </m:sub>
               </m:sSub>
+              <m:r>
+                <w:rPr>
+                  <w:rFonts w:ascii="Cambria Math" w:hAnsi="Cambria Math"/>
+                  <w:sz w:val="26"/>
+                </w:rPr>
+                <m:rPr>
+                  <m:sty m:val="p"/>
+                </m:rPr>
+                <m:t>[</m:t>
+              </m:r>
+              <m:r>
+                <w:rPr>
+                  <w:rFonts w:ascii="Cambria Math" w:hAnsi="Cambria Math"/>
+                  <w:sz w:val="26"/>
+                </w:rPr>
+                <m:rPr>
+                  <m:sty m:val="p"/>
+                </m:rPr>
+                <m:t>exp</m:t>
+              </m:r>
               <m:d>
                 <m:dPr>
-                  <m:begChr m:val="["/>
-                  <m:endChr m:val="]"/>
+                  <m:begChr m:val="("/>
+                  <m:endChr m:val=")"/>
                   <m:sepChr m:val=""/>
                   <m:grow/>
                 </m:dPr>
                 <m:e>
-                  <m:r>
-                    <w:rPr>
-                      <w:rFonts w:ascii="Cambria Math" w:hAnsi="Cambria Math"/>
-                      <w:sz w:val="26"/>
-                    </w:rPr>
-                    <m:rPr>
-                      <m:sty m:val="p"/>
-                    </m:rPr>
-                    <m:t>exp</m:t>
-                  </m:r>
-                  <m:d>
-                    <m:dPr>
-                      <m:begChr m:val="("/>
-                      <m:endChr m:val=")"/>
-                      <m:sepChr m:val=""/>
-                      <m:grow/>
-                    </m:dPr>
-                    <m:e>
-                      <m:f>
-                        <m:fPr>
-                          <m:type m:val="bar"/>
-                        </m:fPr>
-                        <m:num>
+                  <m:f>
+                    <m:fPr>
+                      <m:type m:val="bar"/>
+                    </m:fPr>
+                    <m:num>
+                      <m:r>
+                        <w:rPr>
+                          <w:rFonts w:ascii="Cambria Math" w:hAnsi="Cambria Math"/>
+                          <w:sz w:val="26"/>
+                        </w:rPr>
+                        <m:t>V</m:t>
+                      </m:r>
+                      <m:r>
+                        <w:rPr>
+                          <w:rFonts w:ascii="Cambria Math" w:hAnsi="Cambria Math"/>
+                          <w:sz w:val="26"/>
+                        </w:rPr>
+                        <m:rPr>
+                          <m:sty m:val="p"/>
+                        </m:rPr>
+                        <m:t>+</m:t>
+                      </m:r>
+                      <m:r>
+                        <w:rPr>
+                          <w:rFonts w:ascii="Cambria Math" w:hAnsi="Cambria Math"/>
+                          <w:sz w:val="26"/>
+                        </w:rPr>
+                        <m:t>I</m:t>
+                      </m:r>
+                      <m:sSub>
+                        <m:e>
                           <m:r>
                             <w:rPr>
                               <w:rFonts w:ascii="Cambria Math" w:hAnsi="Cambria Math"/>
                               <w:sz w:val="26"/>
                             </w:rPr>
-                            <m:t>V</m:t>
+                            <m:t>R</m:t>
                           </m:r>
+                        </m:e>
+                        <m:sub>
                           <m:r>
                             <w:rPr>
                               <w:rFonts w:ascii="Cambria Math" w:hAnsi="Cambria Math"/>
                               <w:sz w:val="26"/>
                             </w:rPr>
-                            <m:rPr>
-                              <m:sty m:val="p"/>
-                            </m:rPr>
-                            <m:t>+</m:t>
+                            <m:t>s</m:t>
                           </m:r>
-                          <m:r>
-                            <w:rPr>
-                              <w:rFonts w:ascii="Cambria Math" w:hAnsi="Cambria Math"/>
-                              <w:sz w:val="26"/>
-                            </w:rPr>
-                            <m:t>I</m:t>
-                          </m:r>
-                          <m:sSub>
-                            <m:e>
-                              <m:r>
-                                <w:rPr>
-                                  <w:rFonts w:ascii="Cambria Math" w:hAnsi="Cambria Math"/>
-                                  <w:sz w:val="26"/>
-                                </w:rPr>
-                                <m:t>R</m:t>
-                              </m:r>
-                            </m:e>
-                            <m:sub>
-                              <m:r>
-                                <w:rPr>
-                                  <w:rFonts w:ascii="Cambria Math" w:hAnsi="Cambria Math"/>
-                                  <w:sz w:val="26"/>
-                                </w:rPr>
-                                <m:t>s</m:t>
-                              </m:r>
-                            </m:sub>
-                          </m:sSub>
-                        </m:num>
-                        <m:den>
-                          <m:r>
-                            <w:rPr>
-                              <w:rFonts w:ascii="Cambria Math" w:hAnsi="Cambria Math"/>
-                              <w:sz w:val="26"/>
-                            </w:rPr>
-                            <m:t>a</m:t>
-                          </m:r>
-                        </m:den>
-                      </m:f>
-                    </m:e>
-                  </m:d>
-                  <m:r>
-                    <w:rPr>
-                      <w:rFonts w:ascii="Cambria Math" w:hAnsi="Cambria Math"/>
-                      <w:sz w:val="26"/>
-                    </w:rPr>
-                    <m:rPr>
-                      <m:sty m:val="p"/>
-                    </m:rPr>
-                    <m:t>−</m:t>
-                  </m:r>
-                  <m:r>
-                    <w:rPr>
-                      <w:rFonts w:ascii="Cambria Math" w:hAnsi="Cambria Math"/>
-                      <w:sz w:val="26"/>
-                    </w:rPr>
-                    <m:t>1</m:t>
-                  </m:r>
+                        </m:sub>
+                      </m:sSub>
+                    </m:num>
+                    <m:den>
+                      <m:r>
+                        <w:rPr>
+                          <w:rFonts w:ascii="Cambria Math" w:hAnsi="Cambria Math"/>
+                          <w:sz w:val="26"/>
+                        </w:rPr>
+                        <m:t>a</m:t>
+                      </m:r>
+                    </m:den>
+                  </m:f>
                 </m:e>
               </m:d>
+              <m:r>
+                <w:rPr>
+                  <w:rFonts w:ascii="Cambria Math" w:hAnsi="Cambria Math"/>
+                  <w:sz w:val="26"/>
+                </w:rPr>
+                <m:rPr>
+                  <m:sty m:val="p"/>
+                </m:rPr>
+                <m:t>−</m:t>
+              </m:r>
+              <m:r>
+                <w:rPr>
+                  <w:rFonts w:ascii="Cambria Math" w:hAnsi="Cambria Math"/>
+                  <w:sz w:val="26"/>
+                </w:rPr>
+                <m:t>1</m:t>
+              </m:r>
+              <m:r>
+                <w:rPr>
+                  <w:rFonts w:ascii="Cambria Math" w:hAnsi="Cambria Math"/>
+                  <w:sz w:val="26"/>
+                </w:rPr>
+                <m:rPr>
+                  <m:sty m:val="p"/>
+                </m:rPr>
+                <m:t>]</m:t>
+              </m:r>
               <m:r>
                 <w:rPr>
                   <w:rFonts w:ascii="Cambria Math" w:hAnsi="Cambria Math"/>
@@ -1730,7 +1798,7 @@
                 <w:color w:val="000000"/>
                 <w:sz w:val="24"/>
               </w:rPr>
-              <w:t>IL e I0 correntes; Rs e Rsh resistências; a fator em volts.</w:t>
+              <w:t>I: corrente elétrica do módulo [A]; IL: corrente fotogerada do modelo CEC [A]; I0: corrente de saturação do diodo [A]; V: tensão elétrica nos terminais do módulo [V]; Rs: resistência série do modelo [Ω]; a: fator de tensão térmica modificada do diodo [V]; Rsh: resistência paralela do modelo [Ω].</w:t>
             </w:r>
           </w:p>
         </w:tc>
@@ -1750,8 +1818,22 @@
                 <w:color w:val="000000"/>
                 <w:sz w:val="24"/>
               </w:rPr>
-              <w:t>N Núcleo do notebook</w:t>
+              <w:t>N Fórmula no notebook</w:t>
               <w:br/>
+              <w:t>Conversão física principal</w:t>
+            </w:r>
+          </w:p>
+          <w:p>
+            <w:pPr>
+              <w:spacing w:after="40" w:before="0" w:line="240" w:lineRule="auto"/>
+              <w:ind w:firstLine="0"/>
+            </w:pPr>
+            <w:r>
+              <w:rPr>
+                <w:rFonts w:ascii="Times New Roman" w:hAnsi="Times New Roman"/>
+                <w:color w:val="000000"/>
+                <w:sz w:val="24"/>
+              </w:rPr>
               <w:t>R08, R09, R10</w:t>
             </w:r>
           </w:p>
@@ -1869,7 +1951,7 @@
                 <w:color w:val="000000"/>
                 <w:sz w:val="24"/>
               </w:rPr>
-              <w:t>V em V; I em A; P em W.</w:t>
+              <w:t>P: potência elétrica do módulo [W]; V: tensão elétrica nos terminais do módulo [V]; I: corrente elétrica do módulo [A].</w:t>
             </w:r>
           </w:p>
         </w:tc>
@@ -1889,8 +1971,22 @@
                 <w:color w:val="000000"/>
                 <w:sz w:val="24"/>
               </w:rPr>
-              <w:t>N Núcleo do notebook</w:t>
+              <w:t>N Fórmula no notebook</w:t>
               <w:br/>
+              <w:t>Curvas ou associação elétrica ilustrativa</w:t>
+            </w:r>
+          </w:p>
+          <w:p>
+            <w:pPr>
+              <w:spacing w:after="40" w:before="0" w:line="240" w:lineRule="auto"/>
+              <w:ind w:firstLine="0"/>
+            </w:pPr>
+            <w:r>
+              <w:rPr>
+                <w:rFonts w:ascii="Times New Roman" w:hAnsi="Times New Roman"/>
+                <w:color w:val="000000"/>
+                <w:sz w:val="24"/>
+              </w:rPr>
               <w:t>R08, R09, R10</w:t>
             </w:r>
           </w:p>
@@ -2110,21 +2206,81 @@
                   </m:r>
                 </m:den>
               </m:f>
+              <m:r>
+                <w:rPr>
+                  <w:rFonts w:ascii="Cambria Math" w:hAnsi="Cambria Math"/>
+                  <w:sz w:val="26"/>
+                </w:rPr>
+                <m:rPr>
+                  <m:sty m:val="p"/>
+                </m:rPr>
+                <m:t>[</m:t>
+              </m:r>
+              <m:r>
+                <w:rPr>
+                  <w:rFonts w:ascii="Cambria Math" w:hAnsi="Cambria Math"/>
+                  <w:sz w:val="26"/>
+                </w:rPr>
+                <m:t>1</m:t>
+              </m:r>
+              <m:r>
+                <w:rPr>
+                  <w:rFonts w:ascii="Cambria Math" w:hAnsi="Cambria Math"/>
+                  <w:sz w:val="26"/>
+                </w:rPr>
+                <m:rPr>
+                  <m:sty m:val="p"/>
+                </m:rPr>
+                <m:t>+</m:t>
+              </m:r>
+              <m:r>
+                <w:rPr>
+                  <w:rFonts w:ascii="Cambria Math" w:hAnsi="Cambria Math"/>
+                  <w:sz w:val="26"/>
+                </w:rPr>
+                <m:t>γ</m:t>
+              </m:r>
               <m:d>
                 <m:dPr>
-                  <m:begChr m:val="["/>
-                  <m:endChr m:val="]"/>
+                  <m:begChr m:val="("/>
+                  <m:endChr m:val=")"/>
                   <m:sepChr m:val=""/>
                   <m:grow/>
                 </m:dPr>
                 <m:e>
-                  <m:r>
-                    <w:rPr>
-                      <w:rFonts w:ascii="Cambria Math" w:hAnsi="Cambria Math"/>
-                      <w:sz w:val="26"/>
-                    </w:rPr>
-                    <m:t>1</m:t>
-                  </m:r>
+                  <m:sSub>
+                    <m:e>
+                      <m:r>
+                        <w:rPr>
+                          <w:rFonts w:ascii="Cambria Math" w:hAnsi="Cambria Math"/>
+                          <w:sz w:val="26"/>
+                        </w:rPr>
+                        <m:t>T</m:t>
+                      </m:r>
+                    </m:e>
+                    <m:sub>
+                      <m:r>
+                        <w:rPr>
+                          <w:rFonts w:ascii="Cambria Math" w:hAnsi="Cambria Math"/>
+                          <w:sz w:val="26"/>
+                        </w:rPr>
+                        <m:rPr>
+                          <m:sty m:val="p"/>
+                        </m:rPr>
+                        <m:t>o</m:t>
+                      </m:r>
+                      <m:r>
+                        <w:rPr>
+                          <w:rFonts w:ascii="Cambria Math" w:hAnsi="Cambria Math"/>
+                          <w:sz w:val="26"/>
+                        </w:rPr>
+                        <m:rPr>
+                          <m:sty m:val="p"/>
+                        </m:rPr>
+                        <m:t>p</m:t>
+                      </m:r>
+                    </m:sub>
+                  </m:sSub>
                   <m:r>
                     <w:rPr>
                       <w:rFonts w:ascii="Cambria Math" w:hAnsi="Cambria Math"/>
@@ -2133,77 +2289,27 @@
                     <m:rPr>
                       <m:sty m:val="p"/>
                     </m:rPr>
-                    <m:t>+</m:t>
+                    <m:t>−</m:t>
                   </m:r>
                   <m:r>
                     <w:rPr>
                       <w:rFonts w:ascii="Cambria Math" w:hAnsi="Cambria Math"/>
                       <w:sz w:val="26"/>
                     </w:rPr>
-                    <m:t>γ</m:t>
+                    <m:t>25</m:t>
                   </m:r>
-                  <m:d>
-                    <m:dPr>
-                      <m:begChr m:val="("/>
-                      <m:endChr m:val=")"/>
-                      <m:sepChr m:val=""/>
-                      <m:grow/>
-                    </m:dPr>
-                    <m:e>
-                      <m:sSub>
-                        <m:e>
-                          <m:r>
-                            <w:rPr>
-                              <w:rFonts w:ascii="Cambria Math" w:hAnsi="Cambria Math"/>
-                              <w:sz w:val="26"/>
-                            </w:rPr>
-                            <m:t>T</m:t>
-                          </m:r>
-                        </m:e>
-                        <m:sub>
-                          <m:r>
-                            <w:rPr>
-                              <w:rFonts w:ascii="Cambria Math" w:hAnsi="Cambria Math"/>
-                              <w:sz w:val="26"/>
-                            </w:rPr>
-                            <m:rPr>
-                              <m:sty m:val="p"/>
-                            </m:rPr>
-                            <m:t>o</m:t>
-                          </m:r>
-                          <m:r>
-                            <w:rPr>
-                              <w:rFonts w:ascii="Cambria Math" w:hAnsi="Cambria Math"/>
-                              <w:sz w:val="26"/>
-                            </w:rPr>
-                            <m:rPr>
-                              <m:sty m:val="p"/>
-                            </m:rPr>
-                            <m:t>p</m:t>
-                          </m:r>
-                        </m:sub>
-                      </m:sSub>
-                      <m:r>
-                        <w:rPr>
-                          <w:rFonts w:ascii="Cambria Math" w:hAnsi="Cambria Math"/>
-                          <w:sz w:val="26"/>
-                        </w:rPr>
-                        <m:rPr>
-                          <m:sty m:val="p"/>
-                        </m:rPr>
-                        <m:t>−</m:t>
-                      </m:r>
-                      <m:r>
-                        <w:rPr>
-                          <w:rFonts w:ascii="Cambria Math" w:hAnsi="Cambria Math"/>
-                          <w:sz w:val="26"/>
-                        </w:rPr>
-                        <m:t>25</m:t>
-                      </m:r>
-                    </m:e>
-                  </m:d>
                 </m:e>
               </m:d>
+              <m:r>
+                <w:rPr>
+                  <w:rFonts w:ascii="Cambria Math" w:hAnsi="Cambria Math"/>
+                  <w:sz w:val="26"/>
+                </w:rPr>
+                <m:rPr>
+                  <m:sty m:val="p"/>
+                </m:rPr>
+                <m:t>]</m:t>
+              </m:r>
               <m:nary>
                 <m:naryPr>
                   <m:chr m:val="∏"/>
@@ -2324,7 +2430,7 @@
                 <w:color w:val="000000"/>
                 <w:sz w:val="24"/>
               </w:rPr>
-              <w:t>Gef em W/m²; γ em °C⁻¹; PSTC potência total dos módulos em W.</w:t>
+              <w:t>PDC,PVW: potência CC da comparação PVWatts após perdas [W]; PSTC: potência STC CEC do módulo multiplicada por 2880 [W]; Gef: irradiância efetiva após atenuação assumida [W/m²]; γ: coeficiente relativo de potência CEC; gamma_r/100 [°C⁻¹]; Top: temperatura operacional usada como aproximação da célula [°C]; ℓj: fração de perda CC de cabos, mismatch ou conexões [1 (adimensional)]; j: índice da hipótese de perda CC [1 (índice)].</w:t>
             </w:r>
           </w:p>
         </w:tc>
@@ -2344,8 +2450,22 @@
                 <w:color w:val="000000"/>
                 <w:sz w:val="24"/>
               </w:rPr>
-              <w:t>C Apoio do código</w:t>
+              <w:t>C Relação do código</w:t>
               <w:br/>
+              <w:t>Comparação CC auxiliar</w:t>
+            </w:r>
+          </w:p>
+          <w:p>
+            <w:pPr>
+              <w:spacing w:after="40" w:before="0" w:line="240" w:lineRule="auto"/>
+              <w:ind w:firstLine="0"/>
+            </w:pPr>
+            <w:r>
+              <w:rPr>
+                <w:rFonts w:ascii="Times New Roman" w:hAnsi="Times New Roman"/>
+                <w:color w:val="000000"/>
+                <w:sz w:val="24"/>
+              </w:rPr>
               <w:t>R11, R09</w:t>
             </w:r>
           </w:p>
@@ -2502,7 +2622,7 @@
                 <w:color w:val="000000"/>
                 <w:sz w:val="24"/>
               </w:rPr>
-              <w:t>Ns número em série; Vm tensão do módulo.</w:t>
+              <w:t>Va: tensão da associação equivalente [V]; Ns: módulos em série no exemplo; 20 [1 (contagem)]; Vm: tensão do módulo no ponto de máxima potência [V].</w:t>
             </w:r>
           </w:p>
         </w:tc>
@@ -2522,8 +2642,22 @@
                 <w:color w:val="000000"/>
                 <w:sz w:val="24"/>
               </w:rPr>
-              <w:t>N Núcleo do notebook</w:t>
+              <w:t>N Fórmula no notebook</w:t>
               <w:br/>
+              <w:t>Curvas ou associação elétrica ilustrativa</w:t>
+            </w:r>
+          </w:p>
+          <w:p>
+            <w:pPr>
+              <w:spacing w:after="40" w:before="0" w:line="240" w:lineRule="auto"/>
+              <w:ind w:firstLine="0"/>
+            </w:pPr>
+            <w:r>
+              <w:rPr>
+                <w:rFonts w:ascii="Times New Roman" w:hAnsi="Times New Roman"/>
+                <w:color w:val="000000"/>
+                <w:sz w:val="24"/>
+              </w:rPr>
               <w:t>R08, R10, R13</w:t>
             </w:r>
           </w:p>
@@ -2680,7 +2814,7 @@
                 <w:color w:val="000000"/>
                 <w:sz w:val="24"/>
               </w:rPr>
-              <w:t>Np strings em paralelo; Im corrente do módulo.</w:t>
+              <w:t>Ia: corrente da associação equivalente [A]; Np: strings em paralelo no exemplo; 6 [1 (contagem)]; Im: corrente do módulo no ponto de máxima potência [A].</w:t>
             </w:r>
           </w:p>
         </w:tc>
@@ -2700,8 +2834,22 @@
                 <w:color w:val="000000"/>
                 <w:sz w:val="24"/>
               </w:rPr>
-              <w:t>N Núcleo do notebook</w:t>
+              <w:t>N Fórmula no notebook</w:t>
               <w:br/>
+              <w:t>Curvas ou associação elétrica ilustrativa</w:t>
+            </w:r>
+          </w:p>
+          <w:p>
+            <w:pPr>
+              <w:spacing w:after="40" w:before="0" w:line="240" w:lineRule="auto"/>
+              <w:ind w:firstLine="0"/>
+            </w:pPr>
+            <w:r>
+              <w:rPr>
+                <w:rFonts w:ascii="Times New Roman" w:hAnsi="Times New Roman"/>
+                <w:color w:val="000000"/>
+                <w:sz w:val="24"/>
+              </w:rPr>
               <w:t>R08, R10, R13</w:t>
             </w:r>
           </w:p>
@@ -2878,7 +3026,7 @@
                 <w:color w:val="000000"/>
                 <w:sz w:val="24"/>
               </w:rPr>
-              <w:t>Pm potência do módulo; Pa em W.</w:t>
+              <w:t>Pa: potência da associação ilustrativa de 120 módulos [W]; Ns: módulos em série no exemplo; 20 [1 (contagem)]; Np: strings em paralelo no exemplo; 6 [1 (contagem)]; Pm: potência do módulo no ponto de máxima potência [W].</w:t>
             </w:r>
           </w:p>
         </w:tc>
@@ -2898,8 +3046,22 @@
                 <w:color w:val="000000"/>
                 <w:sz w:val="24"/>
               </w:rPr>
-              <w:t>N Núcleo do notebook</w:t>
+              <w:t>N Fórmula no notebook</w:t>
               <w:br/>
+              <w:t>Curvas ou associação elétrica ilustrativa</w:t>
+            </w:r>
+          </w:p>
+          <w:p>
+            <w:pPr>
+              <w:spacing w:after="40" w:before="0" w:line="240" w:lineRule="auto"/>
+              <w:ind w:firstLine="0"/>
+            </w:pPr>
+            <w:r>
+              <w:rPr>
+                <w:rFonts w:ascii="Times New Roman" w:hAnsi="Times New Roman"/>
+                <w:color w:val="000000"/>
+                <w:sz w:val="24"/>
+              </w:rPr>
               <w:t>R08, R10, R13</w:t>
             </w:r>
           </w:p>
@@ -3127,7 +3289,7 @@
                 <w:color w:val="000000"/>
                 <w:sz w:val="24"/>
               </w:rPr>
-              <w:t>ℓj frações de perda; Pa potência bruta; PDC potência líquida.</w:t>
+              <w:t>PDC: potência CC líquida na entrada do inversor [W]; Pa: potência CC bruta do sistema; 2880 módulos [W]; ℓj: fração de perda CC de cabos, mismatch ou conexões [1 (adimensional)]; j: índice da hipótese de perda CC [1 (índice)].</w:t>
             </w:r>
           </w:p>
         </w:tc>
@@ -3147,8 +3309,22 @@
                 <w:color w:val="000000"/>
                 <w:sz w:val="24"/>
               </w:rPr>
-              <w:t>N Núcleo do notebook</w:t>
+              <w:t>N Fórmula no notebook</w:t>
               <w:br/>
+              <w:t>Conversão física principal</w:t>
+            </w:r>
+          </w:p>
+          <w:p>
+            <w:pPr>
+              <w:spacing w:after="40" w:before="0" w:line="240" w:lineRule="auto"/>
+              <w:ind w:firstLine="0"/>
+            </w:pPr>
+            <w:r>
+              <w:rPr>
+                <w:rFonts w:ascii="Times New Roman" w:hAnsi="Times New Roman"/>
+                <w:color w:val="000000"/>
+                <w:sz w:val="24"/>
+              </w:rPr>
               <w:t>R08, R10, R13</w:t>
             </w:r>
           </w:p>
@@ -3246,64 +3422,31 @@
                 </m:rPr>
                 <m:t>min</m:t>
               </m:r>
+              <m:r>
+                <w:rPr>
+                  <w:rFonts w:ascii="Cambria Math" w:hAnsi="Cambria Math"/>
+                  <w:sz w:val="26"/>
+                </w:rPr>
+                <m:rPr>
+                  <m:sty m:val="p"/>
+                </m:rPr>
+                <m:t>[</m:t>
+              </m:r>
+              <m:r>
+                <w:rPr>
+                  <w:rFonts w:ascii="Cambria Math" w:hAnsi="Cambria Math"/>
+                  <w:sz w:val="26"/>
+                </w:rPr>
+                <m:t>η</m:t>
+              </m:r>
               <m:d>
                 <m:dPr>
-                  <m:begChr m:val="["/>
-                  <m:endChr m:val="]"/>
+                  <m:begChr m:val="("/>
+                  <m:endChr m:val=")"/>
                   <m:sepChr m:val=""/>
                   <m:grow/>
                 </m:dPr>
                 <m:e>
-                  <m:r>
-                    <w:rPr>
-                      <w:rFonts w:ascii="Cambria Math" w:hAnsi="Cambria Math"/>
-                      <w:sz w:val="26"/>
-                    </w:rPr>
-                    <m:t>η</m:t>
-                  </m:r>
-                  <m:d>
-                    <m:dPr>
-                      <m:begChr m:val="("/>
-                      <m:endChr m:val=")"/>
-                      <m:sepChr m:val=""/>
-                      <m:grow/>
-                    </m:dPr>
-                    <m:e>
-                      <m:sSub>
-                        <m:e>
-                          <m:r>
-                            <w:rPr>
-                              <w:rFonts w:ascii="Cambria Math" w:hAnsi="Cambria Math"/>
-                              <w:sz w:val="26"/>
-                            </w:rPr>
-                            <m:t>P</m:t>
-                          </m:r>
-                        </m:e>
-                        <m:sub>
-                          <m:r>
-                            <w:rPr>
-                              <w:rFonts w:ascii="Cambria Math" w:hAnsi="Cambria Math"/>
-                              <w:sz w:val="26"/>
-                            </w:rPr>
-                            <m:rPr>
-                              <m:sty m:val="p"/>
-                            </m:rPr>
-                            <m:t>D</m:t>
-                          </m:r>
-                          <m:r>
-                            <w:rPr>
-                              <w:rFonts w:ascii="Cambria Math" w:hAnsi="Cambria Math"/>
-                              <w:sz w:val="26"/>
-                            </w:rPr>
-                            <m:rPr>
-                              <m:sty m:val="p"/>
-                            </m:rPr>
-                            <m:t>C</m:t>
-                          </m:r>
-                        </m:sub>
-                      </m:sSub>
-                    </m:e>
-                  </m:d>
                   <m:sSub>
                     <m:e>
                       <m:r>
@@ -3337,6 +3480,82 @@
                       </m:r>
                     </m:sub>
                   </m:sSub>
+                </m:e>
+              </m:d>
+              <m:sSub>
+                <m:e>
+                  <m:r>
+                    <w:rPr>
+                      <w:rFonts w:ascii="Cambria Math" w:hAnsi="Cambria Math"/>
+                      <w:sz w:val="26"/>
+                    </w:rPr>
+                    <m:t>P</m:t>
+                  </m:r>
+                </m:e>
+                <m:sub>
+                  <m:r>
+                    <w:rPr>
+                      <w:rFonts w:ascii="Cambria Math" w:hAnsi="Cambria Math"/>
+                      <w:sz w:val="26"/>
+                    </w:rPr>
+                    <m:rPr>
+                      <m:sty m:val="p"/>
+                    </m:rPr>
+                    <m:t>D</m:t>
+                  </m:r>
+                  <m:r>
+                    <w:rPr>
+                      <w:rFonts w:ascii="Cambria Math" w:hAnsi="Cambria Math"/>
+                      <w:sz w:val="26"/>
+                    </w:rPr>
+                    <m:rPr>
+                      <m:sty m:val="p"/>
+                    </m:rPr>
+                    <m:t>C</m:t>
+                  </m:r>
+                </m:sub>
+              </m:sSub>
+              <m:r>
+                <w:rPr>
+                  <w:rFonts w:ascii="Cambria Math" w:hAnsi="Cambria Math"/>
+                  <w:sz w:val="26"/>
+                </w:rPr>
+                <m:rPr>
+                  <m:sty m:val="p"/>
+                </m:rPr>
+                <m:t>,</m:t>
+              </m:r>
+              <m:sSub>
+                <m:e>
+                  <m:r>
+                    <w:rPr>
+                      <w:rFonts w:ascii="Cambria Math" w:hAnsi="Cambria Math"/>
+                      <w:sz w:val="26"/>
+                    </w:rPr>
+                    <m:t>P</m:t>
+                  </m:r>
+                </m:e>
+                <m:sub>
+                  <m:r>
+                    <w:rPr>
+                      <w:rFonts w:ascii="Cambria Math" w:hAnsi="Cambria Math"/>
+                      <w:sz w:val="26"/>
+                    </w:rPr>
+                    <m:rPr>
+                      <m:sty m:val="p"/>
+                    </m:rPr>
+                    <m:t>A</m:t>
+                  </m:r>
+                  <m:r>
+                    <w:rPr>
+                      <w:rFonts w:ascii="Cambria Math" w:hAnsi="Cambria Math"/>
+                      <w:sz w:val="26"/>
+                    </w:rPr>
+                    <m:rPr>
+                      <m:sty m:val="p"/>
+                    </m:rPr>
+                    <m:t>C</m:t>
+                  </m:r>
                   <m:r>
                     <w:rPr>
                       <w:rFonts w:ascii="Cambria Math" w:hAnsi="Cambria Math"/>
@@ -3347,81 +3566,48 @@
                     </m:rPr>
                     <m:t>,</m:t>
                   </m:r>
-                  <m:sSub>
-                    <m:e>
-                      <m:r>
-                        <w:rPr>
-                          <w:rFonts w:ascii="Cambria Math" w:hAnsi="Cambria Math"/>
-                          <w:sz w:val="26"/>
-                        </w:rPr>
-                        <m:t>P</m:t>
-                      </m:r>
-                    </m:e>
-                    <m:sub>
-                      <m:r>
-                        <w:rPr>
-                          <w:rFonts w:ascii="Cambria Math" w:hAnsi="Cambria Math"/>
-                          <w:sz w:val="26"/>
-                        </w:rPr>
-                        <m:rPr>
-                          <m:sty m:val="p"/>
-                        </m:rPr>
-                        <m:t>A</m:t>
-                      </m:r>
-                      <m:r>
-                        <w:rPr>
-                          <w:rFonts w:ascii="Cambria Math" w:hAnsi="Cambria Math"/>
-                          <w:sz w:val="26"/>
-                        </w:rPr>
-                        <m:rPr>
-                          <m:sty m:val="p"/>
-                        </m:rPr>
-                        <m:t>C</m:t>
-                      </m:r>
-                      <m:r>
-                        <w:rPr>
-                          <w:rFonts w:ascii="Cambria Math" w:hAnsi="Cambria Math"/>
-                          <w:sz w:val="26"/>
-                        </w:rPr>
-                        <m:rPr>
-                          <m:sty m:val="p"/>
-                        </m:rPr>
-                        <m:t>,</m:t>
-                      </m:r>
-                      <m:r>
-                        <w:rPr>
-                          <w:rFonts w:ascii="Cambria Math" w:hAnsi="Cambria Math"/>
-                          <w:sz w:val="26"/>
-                        </w:rPr>
-                        <m:rPr>
-                          <m:sty m:val="p"/>
-                        </m:rPr>
-                        <m:t>m</m:t>
-                      </m:r>
-                      <m:r>
-                        <w:rPr>
-                          <w:rFonts w:ascii="Cambria Math" w:hAnsi="Cambria Math"/>
-                          <w:sz w:val="26"/>
-                        </w:rPr>
-                        <m:rPr>
-                          <m:sty m:val="p"/>
-                        </m:rPr>
-                        <m:t>a</m:t>
-                      </m:r>
-                      <m:r>
-                        <w:rPr>
-                          <w:rFonts w:ascii="Cambria Math" w:hAnsi="Cambria Math"/>
-                          <w:sz w:val="26"/>
-                        </w:rPr>
-                        <m:rPr>
-                          <m:sty m:val="p"/>
-                        </m:rPr>
-                        <m:t>x</m:t>
-                      </m:r>
-                    </m:sub>
-                  </m:sSub>
-                </m:e>
-              </m:d>
+                  <m:r>
+                    <w:rPr>
+                      <w:rFonts w:ascii="Cambria Math" w:hAnsi="Cambria Math"/>
+                      <w:sz w:val="26"/>
+                    </w:rPr>
+                    <m:rPr>
+                      <m:sty m:val="p"/>
+                    </m:rPr>
+                    <m:t>m</m:t>
+                  </m:r>
+                  <m:r>
+                    <w:rPr>
+                      <w:rFonts w:ascii="Cambria Math" w:hAnsi="Cambria Math"/>
+                      <w:sz w:val="26"/>
+                    </w:rPr>
+                    <m:rPr>
+                      <m:sty m:val="p"/>
+                    </m:rPr>
+                    <m:t>a</m:t>
+                  </m:r>
+                  <m:r>
+                    <w:rPr>
+                      <w:rFonts w:ascii="Cambria Math" w:hAnsi="Cambria Math"/>
+                      <w:sz w:val="26"/>
+                    </w:rPr>
+                    <m:rPr>
+                      <m:sty m:val="p"/>
+                    </m:rPr>
+                    <m:t>x</m:t>
+                  </m:r>
+                </m:sub>
+              </m:sSub>
+              <m:r>
+                <w:rPr>
+                  <w:rFonts w:ascii="Cambria Math" w:hAnsi="Cambria Math"/>
+                  <w:sz w:val="26"/>
+                </w:rPr>
+                <m:rPr>
+                  <m:sty m:val="p"/>
+                </m:rPr>
+                <m:t>]</m:t>
+              </m:r>
             </m:oMath>
           </w:p>
         </w:tc>
@@ -3464,7 +3650,7 @@
                 <w:color w:val="000000"/>
                 <w:sz w:val="24"/>
               </w:rPr>
-              <w:t>η eficiência; PACmax limite; potências em W.</w:t>
+              <w:t>PAC: potência CA após clipping e antes da perda CA [W]; η: eficiência da conversão CC para CA, função de PDC [1 (adimensional)]; PDC: potência CC líquida na entrada do inversor [W]; PAC,max: capacidade CA adotada para o inversor ou sistema [W].</w:t>
             </w:r>
           </w:p>
         </w:tc>
@@ -3484,8 +3670,22 @@
                 <w:color w:val="000000"/>
                 <w:sz w:val="24"/>
               </w:rPr>
-              <w:t>N Núcleo do notebook</w:t>
+              <w:t>N Fórmula no notebook</w:t>
               <w:br/>
+              <w:t>Conversão física principal</w:t>
+            </w:r>
+          </w:p>
+          <w:p>
+            <w:pPr>
+              <w:spacing w:after="40" w:before="0" w:line="240" w:lineRule="auto"/>
+              <w:ind w:firstLine="0"/>
+            </w:pPr>
+            <w:r>
+              <w:rPr>
+                <w:rFonts w:ascii="Times New Roman" w:hAnsi="Times New Roman"/>
+                <w:color w:val="000000"/>
+                <w:sz w:val="24"/>
+              </w:rPr>
               <w:t>R11, R13</w:t>
             </w:r>
           </w:p>
@@ -3791,7 +3991,7 @@
                 <w:color w:val="000000"/>
                 <w:sz w:val="24"/>
               </w:rPr>
-              <w:t>ηnom eficiência nominal; Pdc0 não é a potência STC dos módulos.</w:t>
+              <w:t>Pdc0,inv: potência CC de referência da curva do inversor [W]; PAC,max: capacidade CA adotada para o inversor ou sistema [W]; ηnom: eficiência nominal do inversor; 0,98 [1 (adimensional)].</w:t>
             </w:r>
           </w:p>
         </w:tc>
@@ -3811,8 +4011,22 @@
                 <w:color w:val="000000"/>
                 <w:sz w:val="24"/>
               </w:rPr>
-              <w:t>N Núcleo do notebook</w:t>
+              <w:t>N Fórmula no notebook</w:t>
               <w:br/>
+              <w:t>Conversão física principal</w:t>
+            </w:r>
+          </w:p>
+          <w:p>
+            <w:pPr>
+              <w:spacing w:after="40" w:before="0" w:line="240" w:lineRule="auto"/>
+              <w:ind w:firstLine="0"/>
+            </w:pPr>
+            <w:r>
+              <w:rPr>
+                <w:rFonts w:ascii="Times New Roman" w:hAnsi="Times New Roman"/>
+                <w:color w:val="000000"/>
+                <w:sz w:val="24"/>
+              </w:rPr>
               <w:t>R11, R13</w:t>
             </w:r>
           </w:p>
@@ -4041,7 +4255,7 @@
                 <w:color w:val="000000"/>
                 <w:sz w:val="24"/>
               </w:rPr>
-              <w:t>ζ adimensional; mesma unidade nas duas potências.</w:t>
+              <w:t>ζ: carregamento relativo CC do inversor [1 (adimensional)]; PDC: potência CC líquida na entrada do inversor [W]; Pdc0,inv: potência CC de referência da curva do inversor [W].</w:t>
             </w:r>
           </w:p>
         </w:tc>
@@ -4061,8 +4275,22 @@
                 <w:color w:val="000000"/>
                 <w:sz w:val="24"/>
               </w:rPr>
-              <w:t>C Apoio do código</w:t>
+              <w:t>C Relação do código</w:t>
               <w:br/>
+              <w:t>Conversão física principal</w:t>
+            </w:r>
+          </w:p>
+          <w:p>
+            <w:pPr>
+              <w:spacing w:after="40" w:before="0" w:line="240" w:lineRule="auto"/>
+              <w:ind w:firstLine="0"/>
+            </w:pPr>
+            <w:r>
+              <w:rPr>
+                <w:rFonts w:ascii="Times New Roman" w:hAnsi="Times New Roman"/>
+                <w:color w:val="000000"/>
+                <w:sz w:val="24"/>
+              </w:rPr>
               <w:t>R11, R13</w:t>
             </w:r>
           </w:p>
@@ -4345,7 +4573,7 @@
                 <w:color w:val="000000"/>
                 <w:sz w:val="24"/>
               </w:rPr>
-              <w:t>ζ positivo; ηnom igual a 0,98; ηref igual a 0,9637.</w:t>
+              <w:t>η: eficiência da conversão CC para CA, função de PDC [1 (adimensional)]; ηnom: eficiência nominal do inversor; 0,98 [1 (adimensional)]; ηref: eficiência de referência da curva do inversor; 0,9637 [1 (adimensional)]; ζ: carregamento relativo CC do inversor [1 (adimensional)].</w:t>
             </w:r>
           </w:p>
         </w:tc>
@@ -4365,8 +4593,22 @@
                 <w:color w:val="000000"/>
                 <w:sz w:val="24"/>
               </w:rPr>
-              <w:t>C Apoio do código</w:t>
+              <w:t>C Relação do código</w:t>
               <w:br/>
+              <w:t>Conversão física principal</w:t>
+            </w:r>
+          </w:p>
+          <w:p>
+            <w:pPr>
+              <w:spacing w:after="40" w:before="0" w:line="240" w:lineRule="auto"/>
+              <w:ind w:firstLine="0"/>
+            </w:pPr>
+            <w:r>
+              <w:rPr>
+                <w:rFonts w:ascii="Times New Roman" w:hAnsi="Times New Roman"/>
+                <w:color w:val="000000"/>
+                <w:sz w:val="24"/>
+              </w:rPr>
               <w:t>R11, R13</w:t>
             </w:r>
           </w:p>
@@ -4583,7 +4825,7 @@
                 <w:color w:val="000000"/>
                 <w:sz w:val="24"/>
               </w:rPr>
-              <w:t>Ppre em W; PDC igual a zero produz Ppre igual a zero.</w:t>
+              <w:t>Ppre: potência CA após piso zero e antes do clipping [W]; η: eficiência da conversão CC para CA, função de PDC [1 (adimensional)]; PDC: potência CC líquida na entrada do inversor [W].</w:t>
             </w:r>
           </w:p>
         </w:tc>
@@ -4603,8 +4845,22 @@
                 <w:color w:val="000000"/>
                 <w:sz w:val="24"/>
               </w:rPr>
-              <w:t>C Apoio do código</w:t>
+              <w:t>C Relação do código</w:t>
               <w:br/>
+              <w:t>Conversão física principal</w:t>
+            </w:r>
+          </w:p>
+          <w:p>
+            <w:pPr>
+              <w:spacing w:after="40" w:before="0" w:line="240" w:lineRule="auto"/>
+              <w:ind w:firstLine="0"/>
+            </w:pPr>
+            <w:r>
+              <w:rPr>
+                <w:rFonts w:ascii="Times New Roman" w:hAnsi="Times New Roman"/>
+                <w:color w:val="000000"/>
+                <w:sz w:val="24"/>
+              </w:rPr>
               <w:t>R11, R13</w:t>
             </w:r>
           </w:p>
@@ -4840,7 +5096,7 @@
                 <w:color w:val="000000"/>
                 <w:sz w:val="24"/>
               </w:rPr>
-              <w:t>Pclip em W; não confundir com energia perdida.</w:t>
+              <w:t>Pclip: potência suprimida pelo clipping [W]; Ppre: potência CA após piso zero e antes do clipping [W]; PAC: potência CA após clipping e antes da perda CA [W].</w:t>
             </w:r>
           </w:p>
         </w:tc>
@@ -4860,8 +5116,22 @@
                 <w:color w:val="000000"/>
                 <w:sz w:val="24"/>
               </w:rPr>
-              <w:t>C Apoio do código</w:t>
+              <w:t>C Relação do código</w:t>
               <w:br/>
+              <w:t>Conversão física principal</w:t>
+            </w:r>
+          </w:p>
+          <w:p>
+            <w:pPr>
+              <w:spacing w:after="40" w:before="0" w:line="240" w:lineRule="auto"/>
+              <w:ind w:firstLine="0"/>
+            </w:pPr>
+            <w:r>
+              <w:rPr>
+                <w:rFonts w:ascii="Times New Roman" w:hAnsi="Times New Roman"/>
+                <w:color w:val="000000"/>
+                <w:sz w:val="24"/>
+              </w:rPr>
               <w:t>R11, R13</w:t>
             </w:r>
           </w:p>
@@ -5147,7 +5417,7 @@
                 <w:color w:val="000000"/>
                 <w:sz w:val="24"/>
               </w:rPr>
-              <w:t>ℓAC fração de perda; PACfinal em W.</w:t>
+              <w:t>PAC,final: potência CA após todas as perdas assumidas [W]; ℓAC: fração de perda CA após o inversor [1 (adimensional)]; PAC: potência CA após clipping e antes da perda CA [W].</w:t>
             </w:r>
           </w:p>
         </w:tc>
@@ -5167,8 +5437,22 @@
                 <w:color w:val="000000"/>
                 <w:sz w:val="24"/>
               </w:rPr>
-              <w:t>C Apoio do código</w:t>
+              <w:t>C Relação do código</w:t>
               <w:br/>
+              <w:t>Conversão física principal</w:t>
+            </w:r>
+          </w:p>
+          <w:p>
+            <w:pPr>
+              <w:spacing w:after="40" w:before="0" w:line="240" w:lineRule="auto"/>
+              <w:ind w:firstLine="0"/>
+            </w:pPr>
+            <w:r>
+              <w:rPr>
+                <w:rFonts w:ascii="Times New Roman" w:hAnsi="Times New Roman"/>
+                <w:color w:val="000000"/>
+                <w:sz w:val="24"/>
+              </w:rPr>
               <w:t>R11, R13</w:t>
             </w:r>
           </w:p>
@@ -5347,7 +5631,7 @@
                 <w:color w:val="000000"/>
                 <w:sz w:val="24"/>
               </w:rPr>
-              <w:t>P em kW; Δt igual a 0,25 h; E em kWh. Se P estiver em W dividir por 1000.</w:t>
+              <w:t>E: energia elétrica acumulada na janela [kWh]; Pi: potência média no intervalo i; converter W para kW [kW]; Δti: duração do intervalo i; 0,25 h na série local [h]; i: índice do intervalo ou da observação na janela [1 (índice)].</w:t>
             </w:r>
           </w:p>
         </w:tc>
@@ -5367,8 +5651,22 @@
                 <w:color w:val="000000"/>
                 <w:sz w:val="24"/>
               </w:rPr>
-              <w:t>N Núcleo do notebook</w:t>
+              <w:t>N Fórmula no notebook</w:t>
               <w:br/>
+              <w:t>Integração ou estatística dos dados</w:t>
+            </w:r>
+          </w:p>
+          <w:p>
+            <w:pPr>
+              <w:spacing w:after="40" w:before="0" w:line="240" w:lineRule="auto"/>
+              <w:ind w:firstLine="0"/>
+            </w:pPr>
+            <w:r>
+              <w:rPr>
+                <w:rFonts w:ascii="Times New Roman" w:hAnsi="Times New Roman"/>
+                <w:color w:val="000000"/>
+                <w:sz w:val="24"/>
+              </w:rPr>
               <w:t>R12</w:t>
             </w:r>
           </w:p>
@@ -5390,7 +5688,42 @@
     </w:p>
     <w:p>
       <w:r>
-        <w:t>Usar o mesmo plano, intervalo e máscara temporal nas comparações. G designa irradiância; H irradiação; P potência e E energia. As temperaturas são expressas em °C; diferenças de temperatura também podem ser expressas em K. Os ângulos devem seguir uma convenção única de azimute.</w:t>
+        <w:t>Usar o mesmo plano, intervalo e máscara temporal nas comparações. G designa irradiância; H irradiação; P potência e E energia. Cada linha define todas as variáveis da relação. i indexa intervalos ou observações; j indexa perdas ou estágios conforme a linha. As operações soma, produto, média, valor absoluto, mínimo e máximo não são novas variáveis.</w:t>
+      </w:r>
+    </w:p>
+    <w:p>
+      <w:r>
+        <w:t>Em E1.04, G em W/m² e Δt em h produzem H em Wh/m²; o código divide por 1000 para kWh/m². Em E3.18, P em kW produz E em kWh; o código converte suas séries W por /1000.</w:t>
+      </w:r>
+    </w:p>
+    <w:p>
+      <w:r>
+        <w:t>Em E3.06, 1000 representa Gref=1000 W/m² e 25 representa 25 °C. Em E4.24, 25 também representa 25 °C. Os coeficientes da curva E3.14 são adimensionais.</w:t>
+      </w:r>
+    </w:p>
+    <w:p>
+      <w:r>
+        <w:t>U0 tem unidade W/(m²·K) e U1 tem W·s/(m³·K), de modo que Gef/(U0+U1v) é diferença de temperatura em K, numericamente igual a °C.</w:t>
+      </w:r>
+    </w:p>
+    <w:p>
+      <w:r>
+        <w:t>P0 é 893000 W em E4.03 e 893 kWp nos indicadores. Gref é 1000 W/m² na potência e 1 kW/m² na produtividade de referência.</w:t>
+      </w:r>
+    </w:p>
+    <w:p>
+      <w:r>
+        <w:t>ηref=0,9637 é referência da curva do inversor em E3.14; ηref=0,10 é hipótese de eficiência BIPV em E4.24. γ vem do módulo CEC em E3.06 e é assumido −0,0044 °C⁻¹ em E4.24.</w:t>
+      </w:r>
+    </w:p>
+    <w:p>
+      <w:r>
+        <w:t>Pa em E3.09 refere-se ao exemplo de 120 módulos; Pa em E3.10 é a potência bruta dos 2880 módulos do sistema. A associação 20×6 não comprova o cabeamento real.</w:t>
+      </w:r>
+    </w:p>
+    <w:p>
+      <w:r>
+        <w:t>Cada linha conta uma relação. Constantes e parâmetros não entram na contagem. Os itens N são o núcleo editorial já escrito e os C detalham o método; selecionar a inclusão conforme a discussão e o espaço. A numeração final do capítulo será definida na consolidação.</w:t>
       </w:r>
     </w:p>
     <w:p>
@@ -5448,7 +5781,7 @@
     </w:p>
     <w:p>
       <w:r>
-        <w:t>O núcleo N foi conferido nas 19 subseções do notebook e na matriz do capítulo da revisão 17ffe0eeb7d7. A fórmula repetida em 2.1 e 3.2 recebeu um só ID. Conversões de unidade, máscaras de qualidade e algoritmos internos de SPA, CEC e Perez–Driesse permanecem descritos no código e nas referências, sem numeração editorial adicional.</w:t>
+        <w:t>As fórmulas N foram conferidas nas 19 subseções do notebook e na matriz da revisão 17ffe0eeb7d7. Os algoritmos de SPA, CEC e Perez–Driesse, as conversões e os filtros estão no código. Citar as fontes R e explicitar as hipóteses na redação.</w:t>
       </w:r>
     </w:p>
     <w:p>
@@ -5459,11 +5792,6 @@
     <w:p>
       <w:r>
         <w:t>Inventário legível com localização e links: https://github.com/samuelasroma-byte/SPGER0046_Energias_Renovaveis/blob/main/docs/equacoes/README.md</w:t>
-      </w:r>
-    </w:p>
-    <w:p>
-      <w:r>
-        <w:t>Os códigos R identificam as fontes já catalogadas no projeto. As equações de apoio foram transcritas do código; para a redação científica, citar a fonte metodológica correspondente e explicitar as hipóteses do estudo.</w:t>
       </w:r>
     </w:p>
     <w:sectPr>

--- a/secoes/03_Modelagem_Fotovoltaica/equacoes/Quadro_Equacoes_Secao_03.docx
+++ b/secoes/03_Modelagem_Fotovoltaica/equacoes/Quadro_Equacoes_Secao_03.docx
@@ -254,7 +254,7 @@
     </w:tbl>
     <w:p>
       <w:r>
-        <w:t>A equação de Faiman possui um único ID E3.03 e local de inserção em 3.2. Em 2.1 fazer remissão a esse ID. No inventário geral os quatro quadros são reunidos para controle; cada Word de seção contém somente os itens que lhe pertencem.</w:t>
+        <w:t xml:space="preserve">O modelo de Faiman corresponde a E3.03, na subseção 3.2; a subseção 2.1 utiliza essa referência.</w:t>
       </w:r>
     </w:p>
     <w:p>
@@ -757,7 +757,7 @@
                 <w:color w:val="000000"/>
                 <w:sz w:val="24"/>
               </w:rPr>
-              <w:t>N Fórmula no notebook</w:t>
+              <w:t>N Fórmula do notebook</w:t>
               <w:br/>
               <w:t>Transposição exploratória e cenários</w:t>
             </w:r>
@@ -1422,7 +1422,7 @@
                 <w:color w:val="000000"/>
                 <w:sz w:val="24"/>
               </w:rPr>
-              <w:t>N Fórmula no notebook</w:t>
+              <w:t>N Fórmula do notebook</w:t>
               <w:br/>
               <w:t>Conversão física principal</w:t>
             </w:r>
@@ -1818,7 +1818,7 @@
                 <w:color w:val="000000"/>
                 <w:sz w:val="24"/>
               </w:rPr>
-              <w:t>N Fórmula no notebook</w:t>
+              <w:t>N Fórmula do notebook</w:t>
               <w:br/>
               <w:t>Conversão física principal</w:t>
             </w:r>
@@ -1971,7 +1971,7 @@
                 <w:color w:val="000000"/>
                 <w:sz w:val="24"/>
               </w:rPr>
-              <w:t>N Fórmula no notebook</w:t>
+              <w:t>N Fórmula do notebook</w:t>
               <w:br/>
               <w:t>Curvas ou associação elétrica ilustrativa</w:t>
             </w:r>
@@ -2642,7 +2642,7 @@
                 <w:color w:val="000000"/>
                 <w:sz w:val="24"/>
               </w:rPr>
-              <w:t>N Fórmula no notebook</w:t>
+              <w:t>N Fórmula do notebook</w:t>
               <w:br/>
               <w:t>Curvas ou associação elétrica ilustrativa</w:t>
             </w:r>
@@ -2834,7 +2834,7 @@
                 <w:color w:val="000000"/>
                 <w:sz w:val="24"/>
               </w:rPr>
-              <w:t>N Fórmula no notebook</w:t>
+              <w:t>N Fórmula do notebook</w:t>
               <w:br/>
               <w:t>Curvas ou associação elétrica ilustrativa</w:t>
             </w:r>
@@ -3046,7 +3046,7 @@
                 <w:color w:val="000000"/>
                 <w:sz w:val="24"/>
               </w:rPr>
-              <w:t>N Fórmula no notebook</w:t>
+              <w:t>N Fórmula do notebook</w:t>
               <w:br/>
               <w:t>Curvas ou associação elétrica ilustrativa</w:t>
             </w:r>
@@ -3309,7 +3309,7 @@
                 <w:color w:val="000000"/>
                 <w:sz w:val="24"/>
               </w:rPr>
-              <w:t>N Fórmula no notebook</w:t>
+              <w:t>N Fórmula do notebook</w:t>
               <w:br/>
               <w:t>Conversão física principal</w:t>
             </w:r>
@@ -3670,7 +3670,7 @@
                 <w:color w:val="000000"/>
                 <w:sz w:val="24"/>
               </w:rPr>
-              <w:t>N Fórmula no notebook</w:t>
+              <w:t>N Fórmula do notebook</w:t>
               <w:br/>
               <w:t>Conversão física principal</w:t>
             </w:r>
@@ -4011,7 +4011,7 @@
                 <w:color w:val="000000"/>
                 <w:sz w:val="24"/>
               </w:rPr>
-              <w:t>N Fórmula no notebook</w:t>
+              <w:t>N Fórmula do notebook</w:t>
               <w:br/>
               <w:t>Conversão física principal</w:t>
             </w:r>
@@ -5651,7 +5651,7 @@
                 <w:color w:val="000000"/>
                 <w:sz w:val="24"/>
               </w:rPr>
-              <w:t>N Fórmula no notebook</w:t>
+              <w:t>N Fórmula do notebook</w:t>
               <w:br/>
               <w:t>Integração ou estatística dos dados</w:t>
             </w:r>
@@ -5723,7 +5723,7 @@
     </w:p>
     <w:p>
       <w:r>
-        <w:t>Cada linha conta uma relação. Constantes e parâmetros não entram na contagem. Os itens N são o núcleo editorial já escrito e os C detalham o método; selecionar a inclusão conforme a discussão e o espaço. A numeração final do capítulo será definida na consolidação.</w:t>
+        <w:t>Cada linha conta uma relação. Constantes e parâmetros não entram na contagem. N identifica relações do notebook e C, relações complementares do código; selecionar a inclusão conforme a discussão e o espaço. A numeração final do capítulo será definida na consolidação.</w:t>
       </w:r>
     </w:p>
     <w:p>
@@ -5781,7 +5781,7 @@
     </w:p>
     <w:p>
       <w:r>
-        <w:t>As fórmulas N foram conferidas nas 19 subseções do notebook e na matriz da revisão 17ffe0eeb7d7. Os algoritmos de SPA, CEC e Perez–Driesse, as conversões e os filtros estão no código. Citar as fontes R e explicitar as hipóteses na redação.</w:t>
+        <w:t>As fórmulas N correspondem às células de método das 19 subseções do notebook. Os algoritmos de SPA, CEC e Perez–Driesse, as conversões e os filtros estão no código. Citar as fontes R e explicitar as hipóteses na redação.</w:t>
       </w:r>
     </w:p>
     <w:p>
